--- a/data/download_data_process.docx
+++ b/data/download_data_process.docx
@@ -8,10 +8,7 @@
         <w:jc w:val="center"/>
       </w:pPr>
       <w:r>
-        <w:t>Downloading the Data</w:t>
-      </w:r>
-      <w:r>
-        <w:t xml:space="preserve"> (2026 workshop)</w:t>
+        <w:t>Downloading the Data (2026 workshop)</w:t>
       </w:r>
     </w:p>
     <w:p>
@@ -27,13 +24,7 @@
         <w:pStyle w:val="Date"/>
       </w:pPr>
       <w:r>
-        <w:t>March 202</w:t>
-      </w:r>
-      <w:r>
-        <w:t>6</w:t>
-      </w:r>
-      <w:r>
-        <w:t xml:space="preserve"> Workshop</w:t>
+        <w:t>March 2026 Workshop</w:t>
       </w:r>
     </w:p>
     <w:p>
@@ -80,19 +71,7 @@
           <w:rPr>
             <w:rStyle w:val="Hyperlink"/>
           </w:rPr>
-          <w:t>https://data.pol</w:t>
-        </w:r>
-        <w:r>
-          <w:rPr>
-            <w:rStyle w:val="Hyperlink"/>
-          </w:rPr>
-          <w:t>i</w:t>
-        </w:r>
-        <w:r>
-          <w:rPr>
-            <w:rStyle w:val="Hyperlink"/>
-          </w:rPr>
-          <w:t>ce.uk/</w:t>
+          <w:t>https://data.police.uk/</w:t>
         </w:r>
       </w:hyperlink>
     </w:p>
@@ -117,25 +96,7 @@
         </w:numPr>
       </w:pPr>
       <w:r>
-        <w:t>In date range select ‘</w:t>
-      </w:r>
-      <w:r>
-        <w:t xml:space="preserve">November </w:t>
-      </w:r>
-      <w:r>
-        <w:t xml:space="preserve">2023 – </w:t>
-      </w:r>
-      <w:r>
-        <w:t>November</w:t>
-      </w:r>
-      <w:r>
-        <w:t xml:space="preserve"> 202</w:t>
-      </w:r>
-      <w:r>
-        <w:t>5</w:t>
-      </w:r>
-      <w:r>
-        <w:t>’</w:t>
+        <w:t>In date range select ‘November 2023 – November 2025’</w:t>
       </w:r>
     </w:p>
     <w:p>
@@ -196,19 +157,7 @@
           <w:rPr>
             <w:rStyle w:val="Hyperlink"/>
           </w:rPr>
-          <w:t>https://borders.ukdataser</w:t>
-        </w:r>
-        <w:r>
-          <w:rPr>
-            <w:rStyle w:val="Hyperlink"/>
-          </w:rPr>
-          <w:t>v</w:t>
-        </w:r>
-        <w:r>
-          <w:rPr>
-            <w:rStyle w:val="Hyperlink"/>
-          </w:rPr>
-          <w:t>ice.ac.uk/bds.html</w:t>
+          <w:t>https://borders.ukdataservice.ac.uk/bds.html</w:t>
         </w:r>
       </w:hyperlink>
     </w:p>
@@ -641,35 +590,7 @@
             <w:rStyle w:val="Hyperlink"/>
             <w:rFonts w:asciiTheme="majorHAnsi" w:hAnsiTheme="majorHAnsi" w:cstheme="majorHAnsi"/>
           </w:rPr>
-          <w:t>https://www.nomisw</w:t>
-        </w:r>
-        <w:r>
-          <w:rPr>
-            <w:rStyle w:val="Hyperlink"/>
-            <w:rFonts w:asciiTheme="majorHAnsi" w:hAnsiTheme="majorHAnsi" w:cstheme="majorHAnsi"/>
-          </w:rPr>
-          <w:t>e</w:t>
-        </w:r>
-        <w:r>
-          <w:rPr>
-            <w:rStyle w:val="Hyperlink"/>
-            <w:rFonts w:asciiTheme="majorHAnsi" w:hAnsiTheme="majorHAnsi" w:cstheme="majorHAnsi"/>
-          </w:rPr>
-          <w:t>b.co.uk/sources/ce</w:t>
-        </w:r>
-        <w:r>
-          <w:rPr>
-            <w:rStyle w:val="Hyperlink"/>
-            <w:rFonts w:asciiTheme="majorHAnsi" w:hAnsiTheme="majorHAnsi" w:cstheme="majorHAnsi"/>
-          </w:rPr>
-          <w:t>n</w:t>
-        </w:r>
-        <w:r>
-          <w:rPr>
-            <w:rStyle w:val="Hyperlink"/>
-            <w:rFonts w:asciiTheme="majorHAnsi" w:hAnsiTheme="majorHAnsi" w:cstheme="majorHAnsi"/>
-          </w:rPr>
-          <w:t>sus_2021</w:t>
+          <w:t>https://www.nomisweb.co.uk/sources/census_2021</w:t>
         </w:r>
       </w:hyperlink>
       <w:r>
@@ -720,21 +641,7 @@
             <w:rStyle w:val="Hyperlink"/>
             <w:rFonts w:asciiTheme="majorHAnsi" w:hAnsiTheme="majorHAnsi" w:cstheme="majorHAnsi"/>
           </w:rPr>
-          <w:t>https://www.no</w:t>
-        </w:r>
-        <w:r>
-          <w:rPr>
-            <w:rStyle w:val="Hyperlink"/>
-            <w:rFonts w:asciiTheme="majorHAnsi" w:hAnsiTheme="majorHAnsi" w:cstheme="majorHAnsi"/>
-          </w:rPr>
-          <w:t>m</w:t>
-        </w:r>
-        <w:r>
-          <w:rPr>
-            <w:rStyle w:val="Hyperlink"/>
-            <w:rFonts w:asciiTheme="majorHAnsi" w:hAnsiTheme="majorHAnsi" w:cstheme="majorHAnsi"/>
-          </w:rPr>
-          <w:t>isweb.co.uk/datasets/c2021ts001</w:t>
+          <w:t>https://www.nomisweb.co.uk/datasets/c2021ts001</w:t>
         </w:r>
       </w:hyperlink>
       <w:r>
@@ -760,14 +667,56 @@
           <w:rFonts w:asciiTheme="majorHAnsi" w:hAnsiTheme="majorHAnsi" w:cstheme="majorHAnsi"/>
           <w:color w:val="404040"/>
         </w:rPr>
-        <w:t>TS006</w:t>
+        <w:t>TS0</w:t>
       </w:r>
       <w:r>
         <w:rPr>
           <w:rFonts w:asciiTheme="majorHAnsi" w:hAnsiTheme="majorHAnsi" w:cstheme="majorHAnsi"/>
           <w:color w:val="404040"/>
         </w:rPr>
-        <w:t xml:space="preserve"> - Population density (</w:t>
+        <w:t>6</w:t>
+      </w:r>
+      <w:r>
+        <w:rPr>
+          <w:rFonts w:asciiTheme="majorHAnsi" w:hAnsiTheme="majorHAnsi" w:cstheme="majorHAnsi"/>
+          <w:color w:val="404040"/>
+        </w:rPr>
+        <w:t>6</w:t>
+      </w:r>
+      <w:r>
+        <w:rPr>
+          <w:rFonts w:asciiTheme="majorHAnsi" w:hAnsiTheme="majorHAnsi" w:cstheme="majorHAnsi"/>
+          <w:color w:val="404040"/>
+        </w:rPr>
+        <w:t xml:space="preserve"> </w:t>
+      </w:r>
+      <w:r>
+        <w:rPr>
+          <w:rFonts w:asciiTheme="majorHAnsi" w:hAnsiTheme="majorHAnsi" w:cstheme="majorHAnsi"/>
+          <w:color w:val="404040"/>
+        </w:rPr>
+        <w:t>–</w:t>
+      </w:r>
+      <w:r>
+        <w:rPr>
+          <w:rFonts w:asciiTheme="majorHAnsi" w:hAnsiTheme="majorHAnsi" w:cstheme="majorHAnsi"/>
+          <w:color w:val="404040"/>
+        </w:rPr>
+        <w:t xml:space="preserve"> </w:t>
+      </w:r>
+      <w:r>
+        <w:rPr>
+          <w:rFonts w:asciiTheme="majorHAnsi" w:hAnsiTheme="majorHAnsi" w:cstheme="majorHAnsi"/>
+          <w:color w:val="404040"/>
+        </w:rPr>
+        <w:t>Economic Data</w:t>
+      </w:r>
+      <w:r>
+        <w:rPr>
+          <w:rFonts w:asciiTheme="majorHAnsi" w:hAnsiTheme="majorHAnsi" w:cstheme="majorHAnsi"/>
+          <w:color w:val="404040"/>
+        </w:rPr>
+        <w:t xml:space="preserve"> (</w:t>
       </w:r>
       <w:hyperlink r:id="rId10" w:history="1">
         <w:r>
@@ -775,35 +724,7 @@
             <w:rStyle w:val="Hyperlink"/>
             <w:rFonts w:asciiTheme="majorHAnsi" w:hAnsiTheme="majorHAnsi" w:cstheme="majorHAnsi"/>
           </w:rPr>
-          <w:t>https://w</w:t>
-        </w:r>
-        <w:r>
-          <w:rPr>
-            <w:rStyle w:val="Hyperlink"/>
-            <w:rFonts w:asciiTheme="majorHAnsi" w:hAnsiTheme="majorHAnsi" w:cstheme="majorHAnsi"/>
-          </w:rPr>
-          <w:t>w</w:t>
-        </w:r>
-        <w:r>
-          <w:rPr>
-            <w:rStyle w:val="Hyperlink"/>
-            <w:rFonts w:asciiTheme="majorHAnsi" w:hAnsiTheme="majorHAnsi" w:cstheme="majorHAnsi"/>
-          </w:rPr>
-          <w:t>w.nomisweb.co</w:t>
-        </w:r>
-        <w:r>
-          <w:rPr>
-            <w:rStyle w:val="Hyperlink"/>
-            <w:rFonts w:asciiTheme="majorHAnsi" w:hAnsiTheme="majorHAnsi" w:cstheme="majorHAnsi"/>
-          </w:rPr>
-          <w:t>.</w:t>
-        </w:r>
-        <w:r>
-          <w:rPr>
-            <w:rStyle w:val="Hyperlink"/>
-            <w:rFonts w:asciiTheme="majorHAnsi" w:hAnsiTheme="majorHAnsi" w:cstheme="majorHAnsi"/>
-          </w:rPr>
-          <w:t>uk/query/construct/submit.asp?menuopt=201&amp;subcomp=</w:t>
+          <w:t>https://www.nomisweb.co.uk/query/construct/submit.asp?menuopt=201&amp;subcomp=</w:t>
         </w:r>
       </w:hyperlink>
       <w:r>
@@ -858,6 +779,201 @@
       </w:r>
     </w:p>
     <w:p/>
+    <w:p>
+      <w:r>
+        <w:t xml:space="preserve">Urban/Rural Dataset </w:t>
+      </w:r>
+    </w:p>
+    <w:p>
+      <w:pPr>
+        <w:pStyle w:val="ListParagraph"/>
+        <w:numPr>
+          <w:ilvl w:val="0"/>
+          <w:numId w:val="4"/>
+        </w:numPr>
+      </w:pPr>
+      <w:r>
+        <w:t>https://geoportal.statistics.gov.uk/datasets/ons::rural-urban-classification-2021-of-lsoas-in-ew/about</w:t>
+      </w:r>
+    </w:p>
+    <w:p/>
+    <w:p/>
+    <w:p/>
+    <w:p/>
+    <w:p/>
+    <w:p/>
+    <w:p/>
+    <w:p/>
+    <w:p>
+      <w:r>
+        <w:lastRenderedPageBreak/>
+        <w:t>Citations</w:t>
+      </w:r>
+    </w:p>
+    <w:p>
+      <w:pPr>
+        <w:pStyle w:val="ListParagraph"/>
+        <w:numPr>
+          <w:ilvl w:val="0"/>
+          <w:numId w:val="5"/>
+        </w:numPr>
+      </w:pPr>
+      <w:r>
+        <w:t xml:space="preserve">UK Police API. (2026). Street-level crime data. data.police.uk. Retrieved February 27, 2026, from </w:t>
+      </w:r>
+      <w:hyperlink r:id="rId11" w:history="1">
+        <w:r>
+          <w:rPr>
+            <w:rStyle w:val="Hyperlink"/>
+          </w:rPr>
+          <w:t>https://data.police.uk</w:t>
+        </w:r>
+      </w:hyperlink>
+    </w:p>
+    <w:p>
+      <w:pPr>
+        <w:pStyle w:val="ListParagraph"/>
+        <w:numPr>
+          <w:ilvl w:val="0"/>
+          <w:numId w:val="5"/>
+        </w:numPr>
+      </w:pPr>
+      <w:r>
+        <w:t xml:space="preserve">UK Data Service Census Support. (2021). England LSOA boundaries 2021. Retrieved from </w:t>
+      </w:r>
+      <w:hyperlink r:id="rId12" w:history="1">
+        <w:r>
+          <w:rPr>
+            <w:rStyle w:val="Hyperlink"/>
+          </w:rPr>
+          <w:t>https://borders.ukdataservice.ac.uk</w:t>
+        </w:r>
+      </w:hyperlink>
+      <w:r>
+        <w:t xml:space="preserve"> </w:t>
+      </w:r>
+    </w:p>
+    <w:p>
+      <w:pPr>
+        <w:pStyle w:val="ListParagraph"/>
+        <w:numPr>
+          <w:ilvl w:val="0"/>
+          <w:numId w:val="5"/>
+        </w:numPr>
+      </w:pPr>
+      <w:r>
+        <w:t xml:space="preserve">Office for National Statistics. (2022). Census 2021 Table TS001: Number of usual residents. Nomis/UK Data Service. Retrieved from </w:t>
+      </w:r>
+      <w:hyperlink r:id="rId13" w:history="1">
+        <w:r>
+          <w:rPr>
+            <w:rStyle w:val="Hyperlink"/>
+          </w:rPr>
+          <w:t>https://statistics.ukdataservice.ac.uk</w:t>
+        </w:r>
+      </w:hyperlink>
+    </w:p>
+    <w:p>
+      <w:pPr>
+        <w:pStyle w:val="ListParagraph"/>
+        <w:numPr>
+          <w:ilvl w:val="0"/>
+          <w:numId w:val="5"/>
+        </w:numPr>
+      </w:pPr>
+      <w:r>
+        <w:t>Office for National Statistics. (2022). Census 2021 Table TS0</w:t>
+      </w:r>
+      <w:r>
+        <w:t>6</w:t>
+      </w:r>
+      <w:r>
+        <w:t xml:space="preserve">6: </w:t>
+      </w:r>
+      <w:r>
+        <w:t xml:space="preserve">Economic </w:t>
+      </w:r>
+      <w:proofErr w:type="spellStart"/>
+      <w:r>
+        <w:t>acitivty</w:t>
+      </w:r>
+      <w:proofErr w:type="spellEnd"/>
+      <w:r>
+        <w:t xml:space="preserve">. Nomis/UK Data Service. Retrieved from </w:t>
+      </w:r>
+      <w:hyperlink r:id="rId14" w:history="1">
+        <w:r>
+          <w:rPr>
+            <w:rStyle w:val="Hyperlink"/>
+          </w:rPr>
+          <w:t>https://statistics.ukdataservice.ac.uk</w:t>
+        </w:r>
+      </w:hyperlink>
+    </w:p>
+    <w:p>
+      <w:pPr>
+        <w:pStyle w:val="ListParagraph"/>
+        <w:numPr>
+          <w:ilvl w:val="0"/>
+          <w:numId w:val="5"/>
+        </w:numPr>
+      </w:pPr>
+      <w:r>
+        <w:t xml:space="preserve">Office for National Statistics. (2021). Rural Urban Classification (2021) of LSOAs in England and Wales. Open Geography Portal. Retrieved from </w:t>
+      </w:r>
+      <w:hyperlink r:id="rId15" w:history="1">
+        <w:r>
+          <w:rPr>
+            <w:rStyle w:val="Hyperlink"/>
+          </w:rPr>
+          <w:t>https://geoportal.statistics.gov.uk</w:t>
+        </w:r>
+      </w:hyperlink>
+      <w:r>
+        <w:t xml:space="preserve"> </w:t>
+      </w:r>
+    </w:p>
+    <w:p>
+      <w:r>
+        <w:t xml:space="preserve">References: </w:t>
+      </w:r>
+    </w:p>
+    <w:p>
+      <w:r>
+        <w:t>[web:10] UK Data Service Census Support. England LSOA boundaries 2021. https://borders.ukdataservice.ac.uk</w:t>
+      </w:r>
+    </w:p>
+    <w:p>
+      <w:r>
+        <w:t xml:space="preserve">[web:49] ONS. Census 2021 TS001 resident population. https://statistics.ukdataservice.ac.uk  </w:t>
+      </w:r>
+    </w:p>
+    <w:p>
+      <w:r>
+        <w:t>[web:53] ONS. Census 2021 TS006 workday population. https://statistics.ukdataservice.ac.uk</w:t>
+      </w:r>
+    </w:p>
+    <w:p>
+      <w:r>
+        <w:t>[web:70] ONS. Rural Urban Classification 2021 LSOAs. https://geoportal.statistics.gov.uk</w:t>
+      </w:r>
+    </w:p>
+    <w:p>
+      <w:r>
+        <w:t xml:space="preserve">[web:124] UK Police API. Street-level crime data. </w:t>
+      </w:r>
+      <w:hyperlink r:id="rId16" w:history="1">
+        <w:r>
+          <w:rPr>
+            <w:rStyle w:val="Hyperlink"/>
+          </w:rPr>
+          <w:t>https://data.police.uk</w:t>
+        </w:r>
+      </w:hyperlink>
+      <w:r>
+        <w:t xml:space="preserve"> </w:t>
+      </w:r>
+    </w:p>
     <w:sectPr>
       <w:pgSz w:w="12240" w:h="15840"/>
       <w:pgMar w:top="1440" w:right="1440" w:bottom="1440" w:left="1440" w:header="720" w:footer="720" w:gutter="0"/>
@@ -1060,6 +1176,92 @@
     </w:lvl>
   </w:abstractNum>
   <w:abstractNum w:abstractNumId="2" w15:restartNumberingAfterBreak="0">
+    <w:nsid w:val="1DE50215"/>
+    <w:multiLevelType w:val="hybridMultilevel"/>
+    <w:tmpl w:val="2AAC86D8"/>
+    <w:lvl w:ilvl="0" w:tplc="0809000F">
+      <w:start w:val="1"/>
+      <w:numFmt w:val="decimal"/>
+      <w:lvlText w:val="%1."/>
+      <w:lvlJc w:val="left"/>
+      <w:pPr>
+        <w:ind w:left="720" w:hanging="360"/>
+      </w:pPr>
+    </w:lvl>
+    <w:lvl w:ilvl="1" w:tplc="08090019" w:tentative="1">
+      <w:start w:val="1"/>
+      <w:numFmt w:val="lowerLetter"/>
+      <w:lvlText w:val="%2."/>
+      <w:lvlJc w:val="left"/>
+      <w:pPr>
+        <w:ind w:left="1440" w:hanging="360"/>
+      </w:pPr>
+    </w:lvl>
+    <w:lvl w:ilvl="2" w:tplc="0809001B" w:tentative="1">
+      <w:start w:val="1"/>
+      <w:numFmt w:val="lowerRoman"/>
+      <w:lvlText w:val="%3."/>
+      <w:lvlJc w:val="right"/>
+      <w:pPr>
+        <w:ind w:left="2160" w:hanging="180"/>
+      </w:pPr>
+    </w:lvl>
+    <w:lvl w:ilvl="3" w:tplc="0809000F" w:tentative="1">
+      <w:start w:val="1"/>
+      <w:numFmt w:val="decimal"/>
+      <w:lvlText w:val="%4."/>
+      <w:lvlJc w:val="left"/>
+      <w:pPr>
+        <w:ind w:left="2880" w:hanging="360"/>
+      </w:pPr>
+    </w:lvl>
+    <w:lvl w:ilvl="4" w:tplc="08090019" w:tentative="1">
+      <w:start w:val="1"/>
+      <w:numFmt w:val="lowerLetter"/>
+      <w:lvlText w:val="%5."/>
+      <w:lvlJc w:val="left"/>
+      <w:pPr>
+        <w:ind w:left="3600" w:hanging="360"/>
+      </w:pPr>
+    </w:lvl>
+    <w:lvl w:ilvl="5" w:tplc="0809001B" w:tentative="1">
+      <w:start w:val="1"/>
+      <w:numFmt w:val="lowerRoman"/>
+      <w:lvlText w:val="%6."/>
+      <w:lvlJc w:val="right"/>
+      <w:pPr>
+        <w:ind w:left="4320" w:hanging="180"/>
+      </w:pPr>
+    </w:lvl>
+    <w:lvl w:ilvl="6" w:tplc="0809000F" w:tentative="1">
+      <w:start w:val="1"/>
+      <w:numFmt w:val="decimal"/>
+      <w:lvlText w:val="%7."/>
+      <w:lvlJc w:val="left"/>
+      <w:pPr>
+        <w:ind w:left="5040" w:hanging="360"/>
+      </w:pPr>
+    </w:lvl>
+    <w:lvl w:ilvl="7" w:tplc="08090019" w:tentative="1">
+      <w:start w:val="1"/>
+      <w:numFmt w:val="lowerLetter"/>
+      <w:lvlText w:val="%8."/>
+      <w:lvlJc w:val="left"/>
+      <w:pPr>
+        <w:ind w:left="5760" w:hanging="360"/>
+      </w:pPr>
+    </w:lvl>
+    <w:lvl w:ilvl="8" w:tplc="0809001B" w:tentative="1">
+      <w:start w:val="1"/>
+      <w:numFmt w:val="lowerRoman"/>
+      <w:lvlText w:val="%9."/>
+      <w:lvlJc w:val="right"/>
+      <w:pPr>
+        <w:ind w:left="6480" w:hanging="180"/>
+      </w:pPr>
+    </w:lvl>
+  </w:abstractNum>
+  <w:abstractNum w:abstractNumId="3" w15:restartNumberingAfterBreak="0">
     <w:nsid w:val="314A285F"/>
     <w:multiLevelType w:val="hybridMultilevel"/>
     <w:tmpl w:val="022EDF94"/>
@@ -1160,6 +1362,118 @@
       </w:rPr>
     </w:lvl>
     <w:lvl w:ilvl="8" w:tplc="FFFFFFFF" w:tentative="1">
+      <w:start w:val="1"/>
+      <w:numFmt w:val="bullet"/>
+      <w:lvlText w:val=""/>
+      <w:lvlJc w:val="left"/>
+      <w:pPr>
+        <w:ind w:left="6480" w:hanging="360"/>
+      </w:pPr>
+      <w:rPr>
+        <w:rFonts w:ascii="Wingdings" w:hAnsi="Wingdings" w:hint="default"/>
+      </w:rPr>
+    </w:lvl>
+  </w:abstractNum>
+  <w:abstractNum w:abstractNumId="4" w15:restartNumberingAfterBreak="0">
+    <w:nsid w:val="73694298"/>
+    <w:multiLevelType w:val="hybridMultilevel"/>
+    <w:tmpl w:val="6E369E52"/>
+    <w:lvl w:ilvl="0" w:tplc="A4CCCCD4">
+      <w:numFmt w:val="bullet"/>
+      <w:lvlText w:val="-"/>
+      <w:lvlJc w:val="left"/>
+      <w:pPr>
+        <w:ind w:left="720" w:hanging="360"/>
+      </w:pPr>
+      <w:rPr>
+        <w:rFonts w:ascii="Aptos" w:eastAsiaTheme="minorHAnsi" w:hAnsi="Aptos" w:cstheme="minorBidi" w:hint="default"/>
+      </w:rPr>
+    </w:lvl>
+    <w:lvl w:ilvl="1" w:tplc="08090003" w:tentative="1">
+      <w:start w:val="1"/>
+      <w:numFmt w:val="bullet"/>
+      <w:lvlText w:val="o"/>
+      <w:lvlJc w:val="left"/>
+      <w:pPr>
+        <w:ind w:left="1440" w:hanging="360"/>
+      </w:pPr>
+      <w:rPr>
+        <w:rFonts w:ascii="Courier New" w:hAnsi="Courier New" w:cs="Courier New" w:hint="default"/>
+      </w:rPr>
+    </w:lvl>
+    <w:lvl w:ilvl="2" w:tplc="08090005" w:tentative="1">
+      <w:start w:val="1"/>
+      <w:numFmt w:val="bullet"/>
+      <w:lvlText w:val=""/>
+      <w:lvlJc w:val="left"/>
+      <w:pPr>
+        <w:ind w:left="2160" w:hanging="360"/>
+      </w:pPr>
+      <w:rPr>
+        <w:rFonts w:ascii="Wingdings" w:hAnsi="Wingdings" w:hint="default"/>
+      </w:rPr>
+    </w:lvl>
+    <w:lvl w:ilvl="3" w:tplc="08090001" w:tentative="1">
+      <w:start w:val="1"/>
+      <w:numFmt w:val="bullet"/>
+      <w:lvlText w:val=""/>
+      <w:lvlJc w:val="left"/>
+      <w:pPr>
+        <w:ind w:left="2880" w:hanging="360"/>
+      </w:pPr>
+      <w:rPr>
+        <w:rFonts w:ascii="Symbol" w:hAnsi="Symbol" w:hint="default"/>
+      </w:rPr>
+    </w:lvl>
+    <w:lvl w:ilvl="4" w:tplc="08090003" w:tentative="1">
+      <w:start w:val="1"/>
+      <w:numFmt w:val="bullet"/>
+      <w:lvlText w:val="o"/>
+      <w:lvlJc w:val="left"/>
+      <w:pPr>
+        <w:ind w:left="3600" w:hanging="360"/>
+      </w:pPr>
+      <w:rPr>
+        <w:rFonts w:ascii="Courier New" w:hAnsi="Courier New" w:cs="Courier New" w:hint="default"/>
+      </w:rPr>
+    </w:lvl>
+    <w:lvl w:ilvl="5" w:tplc="08090005" w:tentative="1">
+      <w:start w:val="1"/>
+      <w:numFmt w:val="bullet"/>
+      <w:lvlText w:val=""/>
+      <w:lvlJc w:val="left"/>
+      <w:pPr>
+        <w:ind w:left="4320" w:hanging="360"/>
+      </w:pPr>
+      <w:rPr>
+        <w:rFonts w:ascii="Wingdings" w:hAnsi="Wingdings" w:hint="default"/>
+      </w:rPr>
+    </w:lvl>
+    <w:lvl w:ilvl="6" w:tplc="08090001" w:tentative="1">
+      <w:start w:val="1"/>
+      <w:numFmt w:val="bullet"/>
+      <w:lvlText w:val=""/>
+      <w:lvlJc w:val="left"/>
+      <w:pPr>
+        <w:ind w:left="5040" w:hanging="360"/>
+      </w:pPr>
+      <w:rPr>
+        <w:rFonts w:ascii="Symbol" w:hAnsi="Symbol" w:hint="default"/>
+      </w:rPr>
+    </w:lvl>
+    <w:lvl w:ilvl="7" w:tplc="08090003" w:tentative="1">
+      <w:start w:val="1"/>
+      <w:numFmt w:val="bullet"/>
+      <w:lvlText w:val="o"/>
+      <w:lvlJc w:val="left"/>
+      <w:pPr>
+        <w:ind w:left="5760" w:hanging="360"/>
+      </w:pPr>
+      <w:rPr>
+        <w:rFonts w:ascii="Courier New" w:hAnsi="Courier New" w:cs="Courier New" w:hint="default"/>
+      </w:rPr>
+    </w:lvl>
+    <w:lvl w:ilvl="8" w:tplc="08090005" w:tentative="1">
       <w:start w:val="1"/>
       <w:numFmt w:val="bullet"/>
       <w:lvlText w:val=""/>
@@ -1179,6 +1493,12 @@
     <w:abstractNumId w:val="1"/>
   </w:num>
   <w:num w:numId="3" w16cid:durableId="2090350848">
+    <w:abstractNumId w:val="3"/>
+  </w:num>
+  <w:num w:numId="4" w16cid:durableId="1588878577">
+    <w:abstractNumId w:val="4"/>
+  </w:num>
+  <w:num w:numId="5" w16cid:durableId="181557024">
     <w:abstractNumId w:val="2"/>
   </w:num>
 </w:numbering>
@@ -2286,6 +2606,18 @@
       <w:u w:val="single"/>
     </w:rPr>
   </w:style>
+  <w:style w:type="character" w:styleId="UnresolvedMention">
+    <w:name w:val="Unresolved Mention"/>
+    <w:basedOn w:val="DefaultParagraphFont"/>
+    <w:uiPriority w:val="99"/>
+    <w:semiHidden/>
+    <w:unhideWhenUsed/>
+    <w:rsid w:val="001A0D12"/>
+    <w:rPr>
+      <w:color w:val="605E5C"/>
+      <w:shd w:val="clear" w:color="auto" w:fill="E1DFDD"/>
+    </w:rPr>
+  </w:style>
 </w:styles>
 </file>
 
